--- a/correction notebook midterm2.docx
+++ b/correction notebook midterm2.docx
@@ -7,6 +7,9 @@
         <w:ind w:firstLine="0"/>
       </w:pPr>
       <w:r>
+        <w:rPr>
+          <w:noProof/>
+        </w:rPr>
         <w:drawing>
           <wp:inline distT="0" distB="0" distL="0" distR="0" wp14:anchorId="0C25CEDC" wp14:editId="606AF101">
             <wp:extent cx="5274310" cy="591185"/>
@@ -23,7 +26,7 @@
                     <pic:cNvPicPr/>
                   </pic:nvPicPr>
                   <pic:blipFill>
-                    <a:blip r:embed="rId4"/>
+                    <a:blip r:embed="rId5"/>
                     <a:stretch>
                       <a:fillRect/>
                     </a:stretch>
@@ -49,6 +52,9 @@
         <w:ind w:firstLine="0"/>
       </w:pPr>
       <w:r>
+        <w:rPr>
+          <w:noProof/>
+        </w:rPr>
         <w:drawing>
           <wp:inline distT="0" distB="0" distL="0" distR="0" wp14:anchorId="3B081B7A" wp14:editId="76E51A5A">
             <wp:extent cx="5274310" cy="5129530"/>
@@ -65,7 +71,7 @@
                     <pic:cNvPicPr/>
                   </pic:nvPicPr>
                   <pic:blipFill>
-                    <a:blip r:embed="rId5"/>
+                    <a:blip r:embed="rId6"/>
                     <a:stretch>
                       <a:fillRect/>
                     </a:stretch>
@@ -122,6 +128,71 @@
         <w:ind w:firstLine="0"/>
       </w:pPr>
       <w:r>
+        <w:rPr>
+          <w:rFonts w:hint="eastAsia"/>
+        </w:rPr>
+        <w:t>电路设计的步骤是</w:t>
+      </w:r>
+    </w:p>
+    <w:p>
+      <w:pPr>
+        <w:pStyle w:val="a9"/>
+        <w:numPr>
+          <w:ilvl w:val="0"/>
+          <w:numId w:val="1"/>
+        </w:numPr>
+      </w:pPr>
+      <w:r>
+        <w:rPr>
+          <w:rFonts w:hint="eastAsia"/>
+        </w:rPr>
+        <w:t>画真值表</w:t>
+      </w:r>
+    </w:p>
+    <w:p>
+      <w:pPr>
+        <w:pStyle w:val="a9"/>
+        <w:numPr>
+          <w:ilvl w:val="0"/>
+          <w:numId w:val="1"/>
+        </w:numPr>
+      </w:pPr>
+      <w:r>
+        <w:rPr>
+          <w:rFonts w:hint="eastAsia"/>
+        </w:rPr>
+        <w:t>画</w:t>
+      </w:r>
+      <w:r>
+        <w:rPr>
+          <w:rFonts w:hint="eastAsia"/>
+        </w:rPr>
+        <w:t>K-map</w:t>
+      </w:r>
+    </w:p>
+    <w:p>
+      <w:pPr>
+        <w:pStyle w:val="a9"/>
+        <w:numPr>
+          <w:ilvl w:val="0"/>
+          <w:numId w:val="1"/>
+        </w:numPr>
+      </w:pPr>
+      <w:r>
+        <w:rPr>
+          <w:rFonts w:hint="eastAsia"/>
+        </w:rPr>
+        <w:t>找出对应的布尔函数</w:t>
+      </w:r>
+    </w:p>
+    <w:p>
+      <w:pPr>
+        <w:ind w:firstLine="0"/>
+      </w:pPr>
+      <w:r>
+        <w:rPr>
+          <w:noProof/>
+        </w:rPr>
         <w:drawing>
           <wp:inline distT="0" distB="0" distL="0" distR="0" wp14:anchorId="1A9D2958" wp14:editId="28BEC24F">
             <wp:extent cx="5274310" cy="695325"/>
@@ -138,7 +209,7 @@
                     <pic:cNvPicPr/>
                   </pic:nvPicPr>
                   <pic:blipFill>
-                    <a:blip r:embed="rId6"/>
+                    <a:blip r:embed="rId7"/>
                     <a:stretch>
                       <a:fillRect/>
                     </a:stretch>
@@ -164,6 +235,9 @@
         <w:ind w:firstLine="0"/>
       </w:pPr>
       <w:r>
+        <w:rPr>
+          <w:noProof/>
+        </w:rPr>
         <w:lastRenderedPageBreak/>
         <w:drawing>
           <wp:inline distT="0" distB="0" distL="0" distR="0" wp14:anchorId="27156504" wp14:editId="28C1E40D">
@@ -181,7 +255,7 @@
                     <pic:cNvPicPr/>
                   </pic:nvPicPr>
                   <pic:blipFill>
-                    <a:blip r:embed="rId7"/>
+                    <a:blip r:embed="rId8"/>
                     <a:stretch>
                       <a:fillRect/>
                     </a:stretch>
@@ -207,6 +281,26 @@
         <w:ind w:firstLine="0"/>
       </w:pPr>
       <w:r>
+        <w:rPr>
+          <w:rFonts w:hint="eastAsia"/>
+        </w:rPr>
+        <w:t>B</w:t>
+      </w:r>
+      <w:r>
+        <w:rPr>
+          <w:rFonts w:hint="eastAsia"/>
+        </w:rPr>
+        <w:t>是减法里的借位</w:t>
+      </w:r>
+    </w:p>
+    <w:p>
+      <w:pPr>
+        <w:ind w:firstLine="0"/>
+      </w:pPr>
+      <w:r>
+        <w:rPr>
+          <w:noProof/>
+        </w:rPr>
         <w:drawing>
           <wp:inline distT="0" distB="0" distL="0" distR="0" wp14:anchorId="706132CC" wp14:editId="3D778C88">
             <wp:extent cx="5274310" cy="1812925"/>
@@ -223,7 +317,7 @@
                     <pic:cNvPicPr/>
                   </pic:nvPicPr>
                   <pic:blipFill>
-                    <a:blip r:embed="rId8"/>
+                    <a:blip r:embed="rId9"/>
                     <a:stretch>
                       <a:fillRect/>
                     </a:stretch>
@@ -249,6 +343,9 @@
         <w:ind w:firstLine="0"/>
       </w:pPr>
       <w:r>
+        <w:rPr>
+          <w:noProof/>
+        </w:rPr>
         <w:drawing>
           <wp:inline distT="0" distB="0" distL="0" distR="0" wp14:anchorId="5EC84781" wp14:editId="1BDD6438">
             <wp:extent cx="5274310" cy="1447800"/>
@@ -265,7 +362,7 @@
                     <pic:cNvPicPr/>
                   </pic:nvPicPr>
                   <pic:blipFill>
-                    <a:blip r:embed="rId9"/>
+                    <a:blip r:embed="rId10"/>
                     <a:stretch>
                       <a:fillRect/>
                     </a:stretch>
@@ -289,9 +386,6 @@
     <w:p>
       <w:pPr>
         <w:ind w:firstLine="0"/>
-        <w:rPr>
-          <w:rFonts w:hint="eastAsia"/>
-        </w:rPr>
       </w:pPr>
       <w:r>
         <w:rPr>
@@ -303,6 +397,9 @@
     <w:p>
       <w:pPr>
         <w:ind w:firstLine="0"/>
+        <w:rPr>
+          <w:rFonts w:hint="eastAsia"/>
+        </w:rPr>
       </w:pPr>
       <w:r>
         <w:rPr>
@@ -338,7 +435,13 @@
         <w:rPr>
           <w:rFonts w:hint="eastAsia"/>
         </w:rPr>
-        <w:t>的判断依据是第一位的符号是否出现问题</w:t>
+        <w:t>的判断依据是第一位的符号是否出现</w:t>
+      </w:r>
+      <w:r>
+        <w:rPr>
+          <w:rFonts w:hint="eastAsia"/>
+        </w:rPr>
+        <w:t>异常</w:t>
       </w:r>
     </w:p>
     <w:p>
@@ -369,6 +472,9 @@
         <w:ind w:firstLine="0"/>
       </w:pPr>
       <w:r>
+        <w:rPr>
+          <w:noProof/>
+        </w:rPr>
         <w:drawing>
           <wp:inline distT="0" distB="0" distL="0" distR="0" wp14:anchorId="29981332" wp14:editId="00FECF2F">
             <wp:extent cx="5274310" cy="440055"/>
@@ -385,7 +491,7 @@
                     <pic:cNvPicPr/>
                   </pic:nvPicPr>
                   <pic:blipFill>
-                    <a:blip r:embed="rId10"/>
+                    <a:blip r:embed="rId11"/>
                     <a:stretch>
                       <a:fillRect/>
                     </a:stretch>
@@ -411,6 +517,9 @@
         <w:ind w:firstLine="0"/>
       </w:pPr>
       <w:r>
+        <w:rPr>
+          <w:noProof/>
+        </w:rPr>
         <w:lastRenderedPageBreak/>
         <w:drawing>
           <wp:inline distT="0" distB="0" distL="0" distR="0" wp14:anchorId="2A49A164" wp14:editId="747C443D">
@@ -428,7 +537,7 @@
                     <pic:cNvPicPr/>
                   </pic:nvPicPr>
                   <pic:blipFill>
-                    <a:blip r:embed="rId11"/>
+                    <a:blip r:embed="rId12"/>
                     <a:stretch>
                       <a:fillRect/>
                     </a:stretch>
@@ -454,6 +563,9 @@
         <w:ind w:firstLine="0"/>
       </w:pPr>
       <w:r>
+        <w:rPr>
+          <w:noProof/>
+        </w:rPr>
         <w:drawing>
           <wp:inline distT="0" distB="0" distL="0" distR="0" wp14:anchorId="1D768FD9" wp14:editId="7C19F9CA">
             <wp:extent cx="5274310" cy="423545"/>
@@ -470,7 +582,7 @@
                     <pic:cNvPicPr/>
                   </pic:nvPicPr>
                   <pic:blipFill>
-                    <a:blip r:embed="rId12"/>
+                    <a:blip r:embed="rId13"/>
                     <a:stretch>
                       <a:fillRect/>
                     </a:stretch>
@@ -496,6 +608,20 @@
         <w:ind w:firstLine="0"/>
       </w:pPr>
       <w:r>
+        <w:rPr>
+          <w:rFonts w:hint="eastAsia"/>
+        </w:rPr>
+        <w:t>观察上部的逻辑电路图，可以知道，超前进位产生电路时二级电路结构</w:t>
+      </w:r>
+    </w:p>
+    <w:p>
+      <w:pPr>
+        <w:ind w:firstLine="0"/>
+      </w:pPr>
+      <w:r>
+        <w:rPr>
+          <w:noProof/>
+        </w:rPr>
         <w:drawing>
           <wp:inline distT="0" distB="0" distL="0" distR="0" wp14:anchorId="0D4C385E" wp14:editId="35E17CD4">
             <wp:extent cx="5274310" cy="388620"/>
@@ -512,7 +638,7 @@
                     <pic:cNvPicPr/>
                   </pic:nvPicPr>
                   <pic:blipFill>
-                    <a:blip r:embed="rId13"/>
+                    <a:blip r:embed="rId14"/>
                     <a:stretch>
                       <a:fillRect/>
                     </a:stretch>
@@ -538,6 +664,9 @@
         <w:ind w:firstLine="0"/>
       </w:pPr>
       <w:r>
+        <w:rPr>
+          <w:noProof/>
+        </w:rPr>
         <w:lastRenderedPageBreak/>
         <w:drawing>
           <wp:inline distT="0" distB="0" distL="0" distR="0" wp14:anchorId="34E113A5" wp14:editId="03842861">
@@ -555,7 +684,7 @@
                     <pic:cNvPicPr/>
                   </pic:nvPicPr>
                   <pic:blipFill>
-                    <a:blip r:embed="rId14"/>
+                    <a:blip r:embed="rId15"/>
                     <a:stretch>
                       <a:fillRect/>
                     </a:stretch>
@@ -579,10 +708,1022 @@
     <w:p>
       <w:pPr>
         <w:ind w:firstLine="0"/>
-        <w:rPr>
-          <w:rFonts w:hint="eastAsia"/>
-        </w:rPr>
-      </w:pPr>
+      </w:pPr>
+      <w:r>
+        <w:rPr>
+          <w:rFonts w:hint="eastAsia"/>
+        </w:rPr>
+        <w:t>看清用的模块</w:t>
+      </w:r>
+    </w:p>
+    <w:p>
+      <w:pPr>
+        <w:ind w:firstLine="0"/>
+      </w:pPr>
+      <w:r>
+        <w:rPr>
+          <w:noProof/>
+        </w:rPr>
+        <w:drawing>
+          <wp:inline distT="0" distB="0" distL="0" distR="0" wp14:anchorId="12A67799" wp14:editId="60A60569">
+            <wp:extent cx="5274310" cy="311150"/>
+            <wp:effectExtent l="0" t="0" r="2540" b="0"/>
+            <wp:docPr id="177001897" name="图片 1"/>
+            <wp:cNvGraphicFramePr>
+              <a:graphicFrameLocks xmlns:a="http://schemas.openxmlformats.org/drawingml/2006/main" noChangeAspect="1"/>
+            </wp:cNvGraphicFramePr>
+            <a:graphic xmlns:a="http://schemas.openxmlformats.org/drawingml/2006/main">
+              <a:graphicData uri="http://schemas.openxmlformats.org/drawingml/2006/picture">
+                <pic:pic xmlns:pic="http://schemas.openxmlformats.org/drawingml/2006/picture">
+                  <pic:nvPicPr>
+                    <pic:cNvPr id="177001897" name=""/>
+                    <pic:cNvPicPr/>
+                  </pic:nvPicPr>
+                  <pic:blipFill>
+                    <a:blip r:embed="rId16"/>
+                    <a:stretch>
+                      <a:fillRect/>
+                    </a:stretch>
+                  </pic:blipFill>
+                  <pic:spPr>
+                    <a:xfrm>
+                      <a:off x="0" y="0"/>
+                      <a:ext cx="5274310" cy="311150"/>
+                    </a:xfrm>
+                    <a:prstGeom prst="rect">
+                      <a:avLst/>
+                    </a:prstGeom>
+                  </pic:spPr>
+                </pic:pic>
+              </a:graphicData>
+            </a:graphic>
+          </wp:inline>
+        </w:drawing>
+      </w:r>
+      <w:r>
+        <w:rPr>
+          <w:noProof/>
+        </w:rPr>
+        <w:drawing>
+          <wp:inline distT="0" distB="0" distL="0" distR="0" wp14:anchorId="2EB01C72" wp14:editId="654ECDF9">
+            <wp:extent cx="5274310" cy="3499485"/>
+            <wp:effectExtent l="0" t="0" r="2540" b="5715"/>
+            <wp:docPr id="184274264" name="图片 1"/>
+            <wp:cNvGraphicFramePr>
+              <a:graphicFrameLocks xmlns:a="http://schemas.openxmlformats.org/drawingml/2006/main" noChangeAspect="1"/>
+            </wp:cNvGraphicFramePr>
+            <a:graphic xmlns:a="http://schemas.openxmlformats.org/drawingml/2006/main">
+              <a:graphicData uri="http://schemas.openxmlformats.org/drawingml/2006/picture">
+                <pic:pic xmlns:pic="http://schemas.openxmlformats.org/drawingml/2006/picture">
+                  <pic:nvPicPr>
+                    <pic:cNvPr id="184274264" name=""/>
+                    <pic:cNvPicPr/>
+                  </pic:nvPicPr>
+                  <pic:blipFill>
+                    <a:blip r:embed="rId17"/>
+                    <a:stretch>
+                      <a:fillRect/>
+                    </a:stretch>
+                  </pic:blipFill>
+                  <pic:spPr>
+                    <a:xfrm>
+                      <a:off x="0" y="0"/>
+                      <a:ext cx="5274310" cy="3499485"/>
+                    </a:xfrm>
+                    <a:prstGeom prst="rect">
+                      <a:avLst/>
+                    </a:prstGeom>
+                  </pic:spPr>
+                </pic:pic>
+              </a:graphicData>
+            </a:graphic>
+          </wp:inline>
+        </w:drawing>
+      </w:r>
+    </w:p>
+    <w:p>
+      <w:pPr>
+        <w:ind w:firstLine="0"/>
+      </w:pPr>
+      <w:r>
+        <w:rPr>
+          <w:rFonts w:hint="eastAsia"/>
+        </w:rPr>
+        <w:t>全用</w:t>
+      </w:r>
+      <w:r>
+        <w:rPr>
+          <w:rFonts w:hint="eastAsia"/>
+        </w:rPr>
+        <w:t>NAND</w:t>
+      </w:r>
+      <w:r>
+        <w:rPr>
+          <w:rFonts w:hint="eastAsia"/>
+        </w:rPr>
+        <w:t>门，也可以用取反的门</w:t>
+      </w:r>
+    </w:p>
+    <w:p>
+      <w:pPr>
+        <w:ind w:firstLine="0"/>
+      </w:pPr>
+      <w:r>
+        <w:rPr>
+          <w:noProof/>
+        </w:rPr>
+        <w:lastRenderedPageBreak/>
+        <w:drawing>
+          <wp:inline distT="0" distB="0" distL="0" distR="0" wp14:anchorId="08327EF9" wp14:editId="5FE017BC">
+            <wp:extent cx="5274310" cy="325755"/>
+            <wp:effectExtent l="0" t="0" r="2540" b="0"/>
+            <wp:docPr id="1273502995" name="图片 1"/>
+            <wp:cNvGraphicFramePr>
+              <a:graphicFrameLocks xmlns:a="http://schemas.openxmlformats.org/drawingml/2006/main" noChangeAspect="1"/>
+            </wp:cNvGraphicFramePr>
+            <a:graphic xmlns:a="http://schemas.openxmlformats.org/drawingml/2006/main">
+              <a:graphicData uri="http://schemas.openxmlformats.org/drawingml/2006/picture">
+                <pic:pic xmlns:pic="http://schemas.openxmlformats.org/drawingml/2006/picture">
+                  <pic:nvPicPr>
+                    <pic:cNvPr id="1273502995" name=""/>
+                    <pic:cNvPicPr/>
+                  </pic:nvPicPr>
+                  <pic:blipFill>
+                    <a:blip r:embed="rId18"/>
+                    <a:stretch>
+                      <a:fillRect/>
+                    </a:stretch>
+                  </pic:blipFill>
+                  <pic:spPr>
+                    <a:xfrm>
+                      <a:off x="0" y="0"/>
+                      <a:ext cx="5274310" cy="325755"/>
+                    </a:xfrm>
+                    <a:prstGeom prst="rect">
+                      <a:avLst/>
+                    </a:prstGeom>
+                  </pic:spPr>
+                </pic:pic>
+              </a:graphicData>
+            </a:graphic>
+          </wp:inline>
+        </w:drawing>
+      </w:r>
+      <w:r>
+        <w:rPr>
+          <w:noProof/>
+        </w:rPr>
+        <w:drawing>
+          <wp:inline distT="0" distB="0" distL="0" distR="0" wp14:anchorId="56D2207F" wp14:editId="3DCF11C2">
+            <wp:extent cx="5274310" cy="1744345"/>
+            <wp:effectExtent l="0" t="0" r="2540" b="8255"/>
+            <wp:docPr id="277955924" name="图片 1"/>
+            <wp:cNvGraphicFramePr>
+              <a:graphicFrameLocks xmlns:a="http://schemas.openxmlformats.org/drawingml/2006/main" noChangeAspect="1"/>
+            </wp:cNvGraphicFramePr>
+            <a:graphic xmlns:a="http://schemas.openxmlformats.org/drawingml/2006/main">
+              <a:graphicData uri="http://schemas.openxmlformats.org/drawingml/2006/picture">
+                <pic:pic xmlns:pic="http://schemas.openxmlformats.org/drawingml/2006/picture">
+                  <pic:nvPicPr>
+                    <pic:cNvPr id="277955924" name=""/>
+                    <pic:cNvPicPr/>
+                  </pic:nvPicPr>
+                  <pic:blipFill>
+                    <a:blip r:embed="rId19"/>
+                    <a:stretch>
+                      <a:fillRect/>
+                    </a:stretch>
+                  </pic:blipFill>
+                  <pic:spPr>
+                    <a:xfrm>
+                      <a:off x="0" y="0"/>
+                      <a:ext cx="5274310" cy="1744345"/>
+                    </a:xfrm>
+                    <a:prstGeom prst="rect">
+                      <a:avLst/>
+                    </a:prstGeom>
+                  </pic:spPr>
+                </pic:pic>
+              </a:graphicData>
+            </a:graphic>
+          </wp:inline>
+        </w:drawing>
+      </w:r>
+    </w:p>
+    <w:p>
+      <w:pPr>
+        <w:ind w:firstLine="0"/>
+      </w:pPr>
+      <w:r>
+        <w:rPr>
+          <w:rFonts w:hint="eastAsia"/>
+        </w:rPr>
+        <w:t>10</w:t>
+      </w:r>
+      <w:r>
+        <w:rPr>
+          <w:rFonts w:hint="eastAsia"/>
+        </w:rPr>
+        <w:t>一下，</w:t>
+      </w:r>
+      <w:r>
+        <w:rPr>
+          <w:rFonts w:hint="eastAsia"/>
+        </w:rPr>
+        <w:t>BCD code</w:t>
+      </w:r>
+      <w:r>
+        <w:rPr>
+          <w:rFonts w:hint="eastAsia"/>
+        </w:rPr>
+        <w:t>和</w:t>
+      </w:r>
+      <w:r>
+        <w:rPr>
+          <w:rFonts w:hint="eastAsia"/>
+        </w:rPr>
+        <w:t xml:space="preserve">binary code </w:t>
+      </w:r>
+      <w:r>
+        <w:rPr>
+          <w:rFonts w:hint="eastAsia"/>
+        </w:rPr>
+        <w:t>没有区别，</w:t>
+      </w:r>
+      <w:proofErr w:type="gramStart"/>
+      <w:r>
+        <w:rPr>
+          <w:rFonts w:hint="eastAsia"/>
+        </w:rPr>
+        <w:t>画卡诺图只是</w:t>
+      </w:r>
+      <w:proofErr w:type="gramEnd"/>
+      <w:r>
+        <w:rPr>
+          <w:rFonts w:hint="eastAsia"/>
+        </w:rPr>
+        <w:t>为了简化电路</w:t>
+      </w:r>
+    </w:p>
+    <w:p>
+      <w:pPr>
+        <w:ind w:firstLine="0"/>
+      </w:pPr>
+      <w:r>
+        <w:rPr>
+          <w:noProof/>
+        </w:rPr>
+        <w:drawing>
+          <wp:inline distT="0" distB="0" distL="0" distR="0" wp14:anchorId="3F16D455" wp14:editId="2B1CE43C">
+            <wp:extent cx="5274310" cy="292735"/>
+            <wp:effectExtent l="0" t="0" r="2540" b="0"/>
+            <wp:docPr id="229305991" name="图片 1"/>
+            <wp:cNvGraphicFramePr>
+              <a:graphicFrameLocks xmlns:a="http://schemas.openxmlformats.org/drawingml/2006/main" noChangeAspect="1"/>
+            </wp:cNvGraphicFramePr>
+            <a:graphic xmlns:a="http://schemas.openxmlformats.org/drawingml/2006/main">
+              <a:graphicData uri="http://schemas.openxmlformats.org/drawingml/2006/picture">
+                <pic:pic xmlns:pic="http://schemas.openxmlformats.org/drawingml/2006/picture">
+                  <pic:nvPicPr>
+                    <pic:cNvPr id="229305991" name=""/>
+                    <pic:cNvPicPr/>
+                  </pic:nvPicPr>
+                  <pic:blipFill>
+                    <a:blip r:embed="rId20"/>
+                    <a:stretch>
+                      <a:fillRect/>
+                    </a:stretch>
+                  </pic:blipFill>
+                  <pic:spPr>
+                    <a:xfrm>
+                      <a:off x="0" y="0"/>
+                      <a:ext cx="5274310" cy="292735"/>
+                    </a:xfrm>
+                    <a:prstGeom prst="rect">
+                      <a:avLst/>
+                    </a:prstGeom>
+                  </pic:spPr>
+                </pic:pic>
+              </a:graphicData>
+            </a:graphic>
+          </wp:inline>
+        </w:drawing>
+      </w:r>
+    </w:p>
+    <w:p>
+      <w:pPr>
+        <w:ind w:firstLine="0"/>
+      </w:pPr>
+      <w:r>
+        <w:rPr>
+          <w:noProof/>
+        </w:rPr>
+        <w:drawing>
+          <wp:inline distT="0" distB="0" distL="0" distR="0" wp14:anchorId="326A9DF2" wp14:editId="0C26908D">
+            <wp:extent cx="5274310" cy="2806065"/>
+            <wp:effectExtent l="0" t="0" r="2540" b="0"/>
+            <wp:docPr id="17740396" name="图片 1"/>
+            <wp:cNvGraphicFramePr>
+              <a:graphicFrameLocks xmlns:a="http://schemas.openxmlformats.org/drawingml/2006/main" noChangeAspect="1"/>
+            </wp:cNvGraphicFramePr>
+            <a:graphic xmlns:a="http://schemas.openxmlformats.org/drawingml/2006/main">
+              <a:graphicData uri="http://schemas.openxmlformats.org/drawingml/2006/picture">
+                <pic:pic xmlns:pic="http://schemas.openxmlformats.org/drawingml/2006/picture">
+                  <pic:nvPicPr>
+                    <pic:cNvPr id="17740396" name=""/>
+                    <pic:cNvPicPr/>
+                  </pic:nvPicPr>
+                  <pic:blipFill>
+                    <a:blip r:embed="rId21"/>
+                    <a:stretch>
+                      <a:fillRect/>
+                    </a:stretch>
+                  </pic:blipFill>
+                  <pic:spPr>
+                    <a:xfrm>
+                      <a:off x="0" y="0"/>
+                      <a:ext cx="5274310" cy="2806065"/>
+                    </a:xfrm>
+                    <a:prstGeom prst="rect">
+                      <a:avLst/>
+                    </a:prstGeom>
+                  </pic:spPr>
+                </pic:pic>
+              </a:graphicData>
+            </a:graphic>
+          </wp:inline>
+        </w:drawing>
+      </w:r>
+    </w:p>
+    <w:p>
+      <w:pPr>
+        <w:ind w:firstLine="0"/>
+      </w:pPr>
+      <w:r>
+        <w:rPr>
+          <w:rFonts w:hint="eastAsia"/>
+        </w:rPr>
+        <w:t>3-8decoder</w:t>
+      </w:r>
+      <w:r>
+        <w:rPr>
+          <w:rFonts w:hint="eastAsia"/>
+        </w:rPr>
+        <w:t>就可以确定是</w:t>
+      </w:r>
+      <w:r>
+        <w:rPr>
+          <w:rFonts w:hint="eastAsia"/>
+        </w:rPr>
+        <w:t>3</w:t>
+      </w:r>
+      <w:r>
+        <w:rPr>
+          <w:rFonts w:hint="eastAsia"/>
+        </w:rPr>
+        <w:t>个输入，要合理利用题目条件</w:t>
+      </w:r>
+    </w:p>
+    <w:p>
+      <w:pPr>
+        <w:ind w:firstLine="0"/>
+      </w:pPr>
+      <w:r>
+        <w:rPr>
+          <w:noProof/>
+        </w:rPr>
+        <w:drawing>
+          <wp:inline distT="0" distB="0" distL="0" distR="0" wp14:anchorId="0C21D46B" wp14:editId="41ED0AEE">
+            <wp:extent cx="5274310" cy="319405"/>
+            <wp:effectExtent l="0" t="0" r="2540" b="4445"/>
+            <wp:docPr id="1261557533" name="图片 1"/>
+            <wp:cNvGraphicFramePr>
+              <a:graphicFrameLocks xmlns:a="http://schemas.openxmlformats.org/drawingml/2006/main" noChangeAspect="1"/>
+            </wp:cNvGraphicFramePr>
+            <a:graphic xmlns:a="http://schemas.openxmlformats.org/drawingml/2006/main">
+              <a:graphicData uri="http://schemas.openxmlformats.org/drawingml/2006/picture">
+                <pic:pic xmlns:pic="http://schemas.openxmlformats.org/drawingml/2006/picture">
+                  <pic:nvPicPr>
+                    <pic:cNvPr id="1261557533" name=""/>
+                    <pic:cNvPicPr/>
+                  </pic:nvPicPr>
+                  <pic:blipFill>
+                    <a:blip r:embed="rId22"/>
+                    <a:stretch>
+                      <a:fillRect/>
+                    </a:stretch>
+                  </pic:blipFill>
+                  <pic:spPr>
+                    <a:xfrm>
+                      <a:off x="0" y="0"/>
+                      <a:ext cx="5274310" cy="319405"/>
+                    </a:xfrm>
+                    <a:prstGeom prst="rect">
+                      <a:avLst/>
+                    </a:prstGeom>
+                  </pic:spPr>
+                </pic:pic>
+              </a:graphicData>
+            </a:graphic>
+          </wp:inline>
+        </w:drawing>
+      </w:r>
+    </w:p>
+    <w:p>
+      <w:pPr>
+        <w:ind w:firstLine="0"/>
+      </w:pPr>
+      <w:r>
+        <w:rPr>
+          <w:noProof/>
+        </w:rPr>
+        <w:lastRenderedPageBreak/>
+        <w:drawing>
+          <wp:inline distT="0" distB="0" distL="0" distR="0" wp14:anchorId="26F1886D" wp14:editId="68E34174">
+            <wp:extent cx="5274310" cy="5029200"/>
+            <wp:effectExtent l="0" t="0" r="2540" b="0"/>
+            <wp:docPr id="1028441294" name="图片 1"/>
+            <wp:cNvGraphicFramePr>
+              <a:graphicFrameLocks xmlns:a="http://schemas.openxmlformats.org/drawingml/2006/main" noChangeAspect="1"/>
+            </wp:cNvGraphicFramePr>
+            <a:graphic xmlns:a="http://schemas.openxmlformats.org/drawingml/2006/main">
+              <a:graphicData uri="http://schemas.openxmlformats.org/drawingml/2006/picture">
+                <pic:pic xmlns:pic="http://schemas.openxmlformats.org/drawingml/2006/picture">
+                  <pic:nvPicPr>
+                    <pic:cNvPr id="1028441294" name=""/>
+                    <pic:cNvPicPr/>
+                  </pic:nvPicPr>
+                  <pic:blipFill>
+                    <a:blip r:embed="rId23"/>
+                    <a:stretch>
+                      <a:fillRect/>
+                    </a:stretch>
+                  </pic:blipFill>
+                  <pic:spPr>
+                    <a:xfrm>
+                      <a:off x="0" y="0"/>
+                      <a:ext cx="5274310" cy="5029200"/>
+                    </a:xfrm>
+                    <a:prstGeom prst="rect">
+                      <a:avLst/>
+                    </a:prstGeom>
+                  </pic:spPr>
+                </pic:pic>
+              </a:graphicData>
+            </a:graphic>
+          </wp:inline>
+        </w:drawing>
+      </w:r>
+    </w:p>
+    <w:p>
+      <w:pPr>
+        <w:ind w:firstLine="0"/>
+      </w:pPr>
+      <w:r>
+        <w:rPr>
+          <w:rFonts w:hint="eastAsia"/>
+        </w:rPr>
+        <w:t>优先编码器的题目，可以把真值表里的</w:t>
+      </w:r>
+      <w:r>
+        <w:rPr>
+          <w:rFonts w:hint="eastAsia"/>
+        </w:rPr>
+        <w:t>X</w:t>
+      </w:r>
+      <w:r>
+        <w:rPr>
+          <w:rFonts w:hint="eastAsia"/>
+        </w:rPr>
+        <w:t>都拆开来再</w:t>
+      </w:r>
+      <w:proofErr w:type="gramStart"/>
+      <w:r>
+        <w:rPr>
+          <w:rFonts w:hint="eastAsia"/>
+        </w:rPr>
+        <w:t>填入卡</w:t>
+      </w:r>
+      <w:proofErr w:type="gramEnd"/>
+      <w:r>
+        <w:rPr>
+          <w:rFonts w:hint="eastAsia"/>
+        </w:rPr>
+        <w:t>诺图里</w:t>
+      </w:r>
+    </w:p>
+    <w:p>
+      <w:pPr>
+        <w:ind w:firstLine="0"/>
+      </w:pPr>
+      <w:r>
+        <w:rPr>
+          <w:noProof/>
+        </w:rPr>
+        <w:drawing>
+          <wp:inline distT="0" distB="0" distL="0" distR="0" wp14:anchorId="641FD9C8" wp14:editId="2A2B3C4D">
+            <wp:extent cx="5274310" cy="549910"/>
+            <wp:effectExtent l="0" t="0" r="2540" b="2540"/>
+            <wp:docPr id="1926736363" name="图片 1"/>
+            <wp:cNvGraphicFramePr>
+              <a:graphicFrameLocks xmlns:a="http://schemas.openxmlformats.org/drawingml/2006/main" noChangeAspect="1"/>
+            </wp:cNvGraphicFramePr>
+            <a:graphic xmlns:a="http://schemas.openxmlformats.org/drawingml/2006/main">
+              <a:graphicData uri="http://schemas.openxmlformats.org/drawingml/2006/picture">
+                <pic:pic xmlns:pic="http://schemas.openxmlformats.org/drawingml/2006/picture">
+                  <pic:nvPicPr>
+                    <pic:cNvPr id="1926736363" name=""/>
+                    <pic:cNvPicPr/>
+                  </pic:nvPicPr>
+                  <pic:blipFill>
+                    <a:blip r:embed="rId24"/>
+                    <a:stretch>
+                      <a:fillRect/>
+                    </a:stretch>
+                  </pic:blipFill>
+                  <pic:spPr>
+                    <a:xfrm>
+                      <a:off x="0" y="0"/>
+                      <a:ext cx="5274310" cy="549910"/>
+                    </a:xfrm>
+                    <a:prstGeom prst="rect">
+                      <a:avLst/>
+                    </a:prstGeom>
+                  </pic:spPr>
+                </pic:pic>
+              </a:graphicData>
+            </a:graphic>
+          </wp:inline>
+        </w:drawing>
+      </w:r>
+    </w:p>
+    <w:p>
+      <w:pPr>
+        <w:ind w:firstLine="0"/>
+      </w:pPr>
+      <w:r>
+        <w:rPr>
+          <w:noProof/>
+        </w:rPr>
+        <w:lastRenderedPageBreak/>
+        <w:drawing>
+          <wp:inline distT="0" distB="0" distL="0" distR="0" wp14:anchorId="3DA7B224" wp14:editId="01CD0350">
+            <wp:extent cx="5274310" cy="2834005"/>
+            <wp:effectExtent l="0" t="0" r="2540" b="4445"/>
+            <wp:docPr id="847818073" name="图片 1"/>
+            <wp:cNvGraphicFramePr>
+              <a:graphicFrameLocks xmlns:a="http://schemas.openxmlformats.org/drawingml/2006/main" noChangeAspect="1"/>
+            </wp:cNvGraphicFramePr>
+            <a:graphic xmlns:a="http://schemas.openxmlformats.org/drawingml/2006/main">
+              <a:graphicData uri="http://schemas.openxmlformats.org/drawingml/2006/picture">
+                <pic:pic xmlns:pic="http://schemas.openxmlformats.org/drawingml/2006/picture">
+                  <pic:nvPicPr>
+                    <pic:cNvPr id="847818073" name=""/>
+                    <pic:cNvPicPr/>
+                  </pic:nvPicPr>
+                  <pic:blipFill>
+                    <a:blip r:embed="rId25"/>
+                    <a:stretch>
+                      <a:fillRect/>
+                    </a:stretch>
+                  </pic:blipFill>
+                  <pic:spPr>
+                    <a:xfrm>
+                      <a:off x="0" y="0"/>
+                      <a:ext cx="5274310" cy="2834005"/>
+                    </a:xfrm>
+                    <a:prstGeom prst="rect">
+                      <a:avLst/>
+                    </a:prstGeom>
+                  </pic:spPr>
+                </pic:pic>
+              </a:graphicData>
+            </a:graphic>
+          </wp:inline>
+        </w:drawing>
+      </w:r>
+    </w:p>
+    <w:p>
+      <w:pPr>
+        <w:ind w:firstLine="0"/>
+      </w:pPr>
+      <w:r>
+        <w:rPr>
+          <w:rFonts w:hint="eastAsia"/>
+        </w:rPr>
+        <w:t>先列出真值表，再观察</w:t>
+      </w:r>
+      <w:r>
+        <w:rPr>
+          <w:rFonts w:hint="eastAsia"/>
+        </w:rPr>
+        <w:t>D</w:t>
+      </w:r>
+      <w:r>
+        <w:rPr>
+          <w:rFonts w:hint="eastAsia"/>
+        </w:rPr>
+        <w:t>与</w:t>
+      </w:r>
+      <w:r>
+        <w:rPr>
+          <w:rFonts w:hint="eastAsia"/>
+        </w:rPr>
+        <w:t>F</w:t>
+      </w:r>
+      <w:r>
+        <w:rPr>
+          <w:rFonts w:hint="eastAsia"/>
+        </w:rPr>
+        <w:t>的关系，最后再画逻辑电路图</w:t>
+      </w:r>
+    </w:p>
+    <w:p>
+      <w:pPr>
+        <w:ind w:firstLine="0"/>
+      </w:pPr>
+      <w:r>
+        <w:rPr>
+          <w:noProof/>
+        </w:rPr>
+        <w:drawing>
+          <wp:inline distT="0" distB="0" distL="0" distR="0" wp14:anchorId="26BDC597" wp14:editId="1D7236BA">
+            <wp:extent cx="5274310" cy="1105535"/>
+            <wp:effectExtent l="0" t="0" r="2540" b="0"/>
+            <wp:docPr id="77258561" name="图片 1"/>
+            <wp:cNvGraphicFramePr>
+              <a:graphicFrameLocks xmlns:a="http://schemas.openxmlformats.org/drawingml/2006/main" noChangeAspect="1"/>
+            </wp:cNvGraphicFramePr>
+            <a:graphic xmlns:a="http://schemas.openxmlformats.org/drawingml/2006/main">
+              <a:graphicData uri="http://schemas.openxmlformats.org/drawingml/2006/picture">
+                <pic:pic xmlns:pic="http://schemas.openxmlformats.org/drawingml/2006/picture">
+                  <pic:nvPicPr>
+                    <pic:cNvPr id="77258561" name=""/>
+                    <pic:cNvPicPr/>
+                  </pic:nvPicPr>
+                  <pic:blipFill>
+                    <a:blip r:embed="rId26"/>
+                    <a:stretch>
+                      <a:fillRect/>
+                    </a:stretch>
+                  </pic:blipFill>
+                  <pic:spPr>
+                    <a:xfrm>
+                      <a:off x="0" y="0"/>
+                      <a:ext cx="5274310" cy="1105535"/>
+                    </a:xfrm>
+                    <a:prstGeom prst="rect">
+                      <a:avLst/>
+                    </a:prstGeom>
+                  </pic:spPr>
+                </pic:pic>
+              </a:graphicData>
+            </a:graphic>
+          </wp:inline>
+        </w:drawing>
+      </w:r>
+    </w:p>
+    <w:p>
+      <w:pPr>
+        <w:ind w:firstLine="0"/>
+      </w:pPr>
+      <w:r>
+        <w:rPr>
+          <w:noProof/>
+        </w:rPr>
+        <w:drawing>
+          <wp:inline distT="0" distB="0" distL="0" distR="0" wp14:anchorId="54C933F3" wp14:editId="432B798C">
+            <wp:extent cx="5274310" cy="2279650"/>
+            <wp:effectExtent l="0" t="0" r="2540" b="6350"/>
+            <wp:docPr id="1397292084" name="图片 1"/>
+            <wp:cNvGraphicFramePr>
+              <a:graphicFrameLocks xmlns:a="http://schemas.openxmlformats.org/drawingml/2006/main" noChangeAspect="1"/>
+            </wp:cNvGraphicFramePr>
+            <a:graphic xmlns:a="http://schemas.openxmlformats.org/drawingml/2006/main">
+              <a:graphicData uri="http://schemas.openxmlformats.org/drawingml/2006/picture">
+                <pic:pic xmlns:pic="http://schemas.openxmlformats.org/drawingml/2006/picture">
+                  <pic:nvPicPr>
+                    <pic:cNvPr id="1397292084" name=""/>
+                    <pic:cNvPicPr/>
+                  </pic:nvPicPr>
+                  <pic:blipFill>
+                    <a:blip r:embed="rId27"/>
+                    <a:stretch>
+                      <a:fillRect/>
+                    </a:stretch>
+                  </pic:blipFill>
+                  <pic:spPr>
+                    <a:xfrm>
+                      <a:off x="0" y="0"/>
+                      <a:ext cx="5274310" cy="2279650"/>
+                    </a:xfrm>
+                    <a:prstGeom prst="rect">
+                      <a:avLst/>
+                    </a:prstGeom>
+                  </pic:spPr>
+                </pic:pic>
+              </a:graphicData>
+            </a:graphic>
+          </wp:inline>
+        </w:drawing>
+      </w:r>
+    </w:p>
+    <w:p>
+      <w:pPr>
+        <w:ind w:firstLine="0"/>
+      </w:pPr>
+      <w:r>
+        <w:rPr>
+          <w:rFonts w:hint="eastAsia"/>
+        </w:rPr>
+        <w:t>先列出真值表，再观察剩余的变量与</w:t>
+      </w:r>
+      <w:r>
+        <w:rPr>
+          <w:rFonts w:hint="eastAsia"/>
+        </w:rPr>
+        <w:t>F</w:t>
+      </w:r>
+      <w:r>
+        <w:rPr>
+          <w:rFonts w:hint="eastAsia"/>
+        </w:rPr>
+        <w:t>的关系，将</w:t>
+      </w:r>
+      <w:r>
+        <w:rPr>
+          <w:rFonts w:hint="eastAsia"/>
+        </w:rPr>
+        <w:t>F</w:t>
+      </w:r>
+      <w:r>
+        <w:rPr>
+          <w:rFonts w:hint="eastAsia"/>
+        </w:rPr>
+        <w:t>看成一个二元变量的布尔函数</w:t>
+      </w:r>
+    </w:p>
+    <w:p>
+      <w:pPr>
+        <w:ind w:firstLine="0"/>
+      </w:pPr>
+      <w:r>
+        <w:rPr>
+          <w:noProof/>
+        </w:rPr>
+        <w:drawing>
+          <wp:inline distT="0" distB="0" distL="0" distR="0" wp14:anchorId="319F1B29" wp14:editId="5BD192F1">
+            <wp:extent cx="5274310" cy="1105535"/>
+            <wp:effectExtent l="0" t="0" r="2540" b="0"/>
+            <wp:docPr id="655023835" name="图片 1"/>
+            <wp:cNvGraphicFramePr>
+              <a:graphicFrameLocks xmlns:a="http://schemas.openxmlformats.org/drawingml/2006/main" noChangeAspect="1"/>
+            </wp:cNvGraphicFramePr>
+            <a:graphic xmlns:a="http://schemas.openxmlformats.org/drawingml/2006/main">
+              <a:graphicData uri="http://schemas.openxmlformats.org/drawingml/2006/picture">
+                <pic:pic xmlns:pic="http://schemas.openxmlformats.org/drawingml/2006/picture">
+                  <pic:nvPicPr>
+                    <pic:cNvPr id="655023835" name=""/>
+                    <pic:cNvPicPr/>
+                  </pic:nvPicPr>
+                  <pic:blipFill>
+                    <a:blip r:embed="rId28"/>
+                    <a:stretch>
+                      <a:fillRect/>
+                    </a:stretch>
+                  </pic:blipFill>
+                  <pic:spPr>
+                    <a:xfrm>
+                      <a:off x="0" y="0"/>
+                      <a:ext cx="5274310" cy="1105535"/>
+                    </a:xfrm>
+                    <a:prstGeom prst="rect">
+                      <a:avLst/>
+                    </a:prstGeom>
+                  </pic:spPr>
+                </pic:pic>
+              </a:graphicData>
+            </a:graphic>
+          </wp:inline>
+        </w:drawing>
+      </w:r>
+    </w:p>
+    <w:p>
+      <w:pPr>
+        <w:ind w:firstLine="0"/>
+      </w:pPr>
+      <w:r>
+        <w:rPr>
+          <w:noProof/>
+        </w:rPr>
+        <w:lastRenderedPageBreak/>
+        <w:drawing>
+          <wp:inline distT="0" distB="0" distL="0" distR="0" wp14:anchorId="0358F452" wp14:editId="06E6F67B">
+            <wp:extent cx="5274310" cy="2914015"/>
+            <wp:effectExtent l="0" t="0" r="2540" b="635"/>
+            <wp:docPr id="618535659" name="图片 1"/>
+            <wp:cNvGraphicFramePr>
+              <a:graphicFrameLocks xmlns:a="http://schemas.openxmlformats.org/drawingml/2006/main" noChangeAspect="1"/>
+            </wp:cNvGraphicFramePr>
+            <a:graphic xmlns:a="http://schemas.openxmlformats.org/drawingml/2006/main">
+              <a:graphicData uri="http://schemas.openxmlformats.org/drawingml/2006/picture">
+                <pic:pic xmlns:pic="http://schemas.openxmlformats.org/drawingml/2006/picture">
+                  <pic:nvPicPr>
+                    <pic:cNvPr id="618535659" name=""/>
+                    <pic:cNvPicPr/>
+                  </pic:nvPicPr>
+                  <pic:blipFill>
+                    <a:blip r:embed="rId29"/>
+                    <a:stretch>
+                      <a:fillRect/>
+                    </a:stretch>
+                  </pic:blipFill>
+                  <pic:spPr>
+                    <a:xfrm>
+                      <a:off x="0" y="0"/>
+                      <a:ext cx="5274310" cy="2914015"/>
+                    </a:xfrm>
+                    <a:prstGeom prst="rect">
+                      <a:avLst/>
+                    </a:prstGeom>
+                  </pic:spPr>
+                </pic:pic>
+              </a:graphicData>
+            </a:graphic>
+          </wp:inline>
+        </w:drawing>
+      </w:r>
+    </w:p>
+    <w:p>
+      <w:pPr>
+        <w:ind w:firstLine="0"/>
+      </w:pPr>
+      <w:r>
+        <w:rPr>
+          <w:rFonts w:hint="eastAsia"/>
+        </w:rPr>
+        <w:t>a</w:t>
+      </w:r>
+      <w:r>
+        <w:rPr>
+          <w:rFonts w:hint="eastAsia"/>
+        </w:rPr>
+        <w:t>题需要考虑输出的互补性，调换输入的顺序</w:t>
+      </w:r>
+    </w:p>
+    <w:p>
+      <w:pPr>
+        <w:ind w:firstLine="0"/>
+      </w:pPr>
+      <w:r>
+        <w:rPr>
+          <w:noProof/>
+        </w:rPr>
+        <w:drawing>
+          <wp:inline distT="0" distB="0" distL="0" distR="0" wp14:anchorId="2DBAEEDC" wp14:editId="05353446">
+            <wp:extent cx="5274310" cy="441325"/>
+            <wp:effectExtent l="0" t="0" r="2540" b="0"/>
+            <wp:docPr id="1639335674" name="图片 1"/>
+            <wp:cNvGraphicFramePr>
+              <a:graphicFrameLocks xmlns:a="http://schemas.openxmlformats.org/drawingml/2006/main" noChangeAspect="1"/>
+            </wp:cNvGraphicFramePr>
+            <a:graphic xmlns:a="http://schemas.openxmlformats.org/drawingml/2006/main">
+              <a:graphicData uri="http://schemas.openxmlformats.org/drawingml/2006/picture">
+                <pic:pic xmlns:pic="http://schemas.openxmlformats.org/drawingml/2006/picture">
+                  <pic:nvPicPr>
+                    <pic:cNvPr id="1639335674" name=""/>
+                    <pic:cNvPicPr/>
+                  </pic:nvPicPr>
+                  <pic:blipFill>
+                    <a:blip r:embed="rId30"/>
+                    <a:stretch>
+                      <a:fillRect/>
+                    </a:stretch>
+                  </pic:blipFill>
+                  <pic:spPr>
+                    <a:xfrm>
+                      <a:off x="0" y="0"/>
+                      <a:ext cx="5274310" cy="441325"/>
+                    </a:xfrm>
+                    <a:prstGeom prst="rect">
+                      <a:avLst/>
+                    </a:prstGeom>
+                  </pic:spPr>
+                </pic:pic>
+              </a:graphicData>
+            </a:graphic>
+          </wp:inline>
+        </w:drawing>
+      </w:r>
+    </w:p>
+    <w:p>
+      <w:pPr>
+        <w:ind w:firstLine="0"/>
+      </w:pPr>
+      <w:r>
+        <w:rPr>
+          <w:noProof/>
+        </w:rPr>
+        <w:drawing>
+          <wp:inline distT="0" distB="0" distL="0" distR="0" wp14:anchorId="79672D8F" wp14:editId="10026422">
+            <wp:extent cx="5274310" cy="722630"/>
+            <wp:effectExtent l="0" t="0" r="2540" b="1270"/>
+            <wp:docPr id="755061151" name="图片 1"/>
+            <wp:cNvGraphicFramePr>
+              <a:graphicFrameLocks xmlns:a="http://schemas.openxmlformats.org/drawingml/2006/main" noChangeAspect="1"/>
+            </wp:cNvGraphicFramePr>
+            <a:graphic xmlns:a="http://schemas.openxmlformats.org/drawingml/2006/main">
+              <a:graphicData uri="http://schemas.openxmlformats.org/drawingml/2006/picture">
+                <pic:pic xmlns:pic="http://schemas.openxmlformats.org/drawingml/2006/picture">
+                  <pic:nvPicPr>
+                    <pic:cNvPr id="755061151" name=""/>
+                    <pic:cNvPicPr/>
+                  </pic:nvPicPr>
+                  <pic:blipFill>
+                    <a:blip r:embed="rId31"/>
+                    <a:stretch>
+                      <a:fillRect/>
+                    </a:stretch>
+                  </pic:blipFill>
+                  <pic:spPr>
+                    <a:xfrm>
+                      <a:off x="0" y="0"/>
+                      <a:ext cx="5274310" cy="722630"/>
+                    </a:xfrm>
+                    <a:prstGeom prst="rect">
+                      <a:avLst/>
+                    </a:prstGeom>
+                  </pic:spPr>
+                </pic:pic>
+              </a:graphicData>
+            </a:graphic>
+          </wp:inline>
+        </w:drawing>
+      </w:r>
+    </w:p>
+    <w:p>
+      <w:pPr>
+        <w:ind w:firstLine="0"/>
+      </w:pPr>
+      <w:r>
+        <w:rPr>
+          <w:rFonts w:hint="eastAsia"/>
+        </w:rPr>
+        <w:t>特征表是针对一个触发器的，左侧写输入，右侧</w:t>
+      </w:r>
+      <w:proofErr w:type="gramStart"/>
+      <w:r>
+        <w:rPr>
+          <w:rFonts w:hint="eastAsia"/>
+        </w:rPr>
+        <w:t>写次态</w:t>
+      </w:r>
+      <w:proofErr w:type="gramEnd"/>
+      <w:r>
+        <w:rPr>
+          <w:rFonts w:hint="eastAsia"/>
+        </w:rPr>
+        <w:t>的函数</w:t>
+      </w:r>
+    </w:p>
+    <w:p>
+      <w:pPr>
+        <w:ind w:firstLine="0"/>
+      </w:pPr>
+      <w:r>
+        <w:rPr>
+          <w:rFonts w:hint="eastAsia"/>
+        </w:rPr>
+        <w:t>状态表，左侧</w:t>
+      </w:r>
+      <w:proofErr w:type="gramStart"/>
+      <w:r>
+        <w:rPr>
+          <w:rFonts w:hint="eastAsia"/>
+        </w:rPr>
+        <w:t>是现态与</w:t>
+      </w:r>
+      <w:proofErr w:type="gramEnd"/>
+      <w:r>
+        <w:rPr>
+          <w:rFonts w:hint="eastAsia"/>
+        </w:rPr>
+        <w:t>输入，右侧</w:t>
+      </w:r>
+      <w:proofErr w:type="gramStart"/>
+      <w:r>
+        <w:rPr>
+          <w:rFonts w:hint="eastAsia"/>
+        </w:rPr>
+        <w:t>是次态与</w:t>
+      </w:r>
+      <w:proofErr w:type="gramEnd"/>
+      <w:r>
+        <w:rPr>
+          <w:rFonts w:hint="eastAsia"/>
+        </w:rPr>
+        <w:t>输出</w:t>
+      </w:r>
     </w:p>
     <w:sectPr>
       <w:pgSz w:w="11906" w:h="16838"/>
@@ -592,6 +1733,103 @@
     </w:sectPr>
   </w:body>
 </w:document>
+</file>
+
+<file path=word/numbering.xml><?xml version="1.0" encoding="utf-8"?>
+<w:numbering xmlns:wpc="http://schemas.microsoft.com/office/word/2010/wordprocessingCanvas" xmlns:cx="http://schemas.microsoft.com/office/drawing/2014/chartex" xmlns:cx1="http://schemas.microsoft.com/office/drawing/2015/9/8/chartex" xmlns:cx2="http://schemas.microsoft.com/office/drawing/2015/10/21/chartex" xmlns:cx3="http://schemas.microsoft.com/office/drawing/2016/5/9/chartex" xmlns:cx4="http://schemas.microsoft.com/office/drawing/2016/5/10/chartex" xmlns:cx5="http://schemas.microsoft.com/office/drawing/2016/5/11/chartex" xmlns:cx6="http://schemas.microsoft.com/office/drawing/2016/5/12/chartex" xmlns:cx7="http://schemas.microsoft.com/office/drawing/2016/5/13/chartex" xmlns:cx8="http://schemas.microsoft.com/office/drawing/2016/5/14/chartex" xmlns:mc="http://schemas.openxmlformats.org/markup-compatibility/2006" xmlns:aink="http://schemas.microsoft.com/office/drawing/2016/ink" xmlns:am3d="http://schemas.microsoft.com/office/drawing/2017/model3d" xmlns:o="urn:schemas-microsoft-com:office:office" xmlns:oel="http://schemas.microsoft.com/office/2019/extlst" xmlns:r="http://schemas.openxmlformats.org/officeDocument/2006/relationships" xmlns:m="http://schemas.openxmlformats.org/officeDocument/2006/math" xmlns:v="urn:schemas-microsoft-com:vml" xmlns:wp14="http://schemas.microsoft.com/office/word/2010/wordprocessingDrawing" xmlns:wp="http://schemas.openxmlformats.org/drawingml/2006/wordprocessingDrawing" xmlns:w10="urn:schemas-microsoft-com:office:word" xmlns:w="http://schemas.openxmlformats.org/wordprocessingml/2006/main" xmlns:w14="http://schemas.microsoft.com/office/word/2010/wordml" xmlns:w15="http://schemas.microsoft.com/office/word/2012/wordml" xmlns:w16cex="http://schemas.microsoft.com/office/word/2018/wordml/cex" xmlns:w16cid="http://schemas.microsoft.com/office/word/2016/wordml/cid" xmlns:w16="http://schemas.microsoft.com/office/word/2018/wordml" xmlns:w16du="http://schemas.microsoft.com/office/word/2023/wordml/word16du" xmlns:w16sdtdh="http://schemas.microsoft.com/office/word/2020/wordml/sdtdatahash" xmlns:w16sdtfl="http://schemas.microsoft.com/office/word/2024/wordml/sdtformatlock" xmlns:w16se="http://schemas.microsoft.com/office/word/2015/wordml/symex" xmlns:wpg="http://schemas.microsoft.com/office/word/2010/wordprocessingGroup" xmlns:wpi="http://schemas.microsoft.com/office/word/2010/wordprocessingInk" xmlns:wne="http://schemas.microsoft.com/office/word/2006/wordml" xmlns:wps="http://schemas.microsoft.com/office/word/2010/wordprocessingShape" mc:Ignorable="w14 w15 w16se w16cid w16 w16cex w16sdtdh w16sdtfl w16du wp14">
+  <w:abstractNum w:abstractNumId="0" w15:restartNumberingAfterBreak="0">
+    <w:nsid w:val="69693A2C"/>
+    <w:multiLevelType w:val="hybridMultilevel"/>
+    <w:tmpl w:val="FBB04294"/>
+    <w:lvl w:ilvl="0" w:tplc="337685CA">
+      <w:start w:val="1"/>
+      <w:numFmt w:val="decimal"/>
+      <w:lvlText w:val="%1."/>
+      <w:lvlJc w:val="left"/>
+      <w:pPr>
+        <w:ind w:left="360" w:hanging="360"/>
+      </w:pPr>
+      <w:rPr>
+        <w:rFonts w:hint="default"/>
+      </w:rPr>
+    </w:lvl>
+    <w:lvl w:ilvl="1" w:tplc="04090019" w:tentative="1">
+      <w:start w:val="1"/>
+      <w:numFmt w:val="lowerLetter"/>
+      <w:lvlText w:val="%2)"/>
+      <w:lvlJc w:val="left"/>
+      <w:pPr>
+        <w:ind w:left="880" w:hanging="440"/>
+      </w:pPr>
+    </w:lvl>
+    <w:lvl w:ilvl="2" w:tplc="0409001B" w:tentative="1">
+      <w:start w:val="1"/>
+      <w:numFmt w:val="lowerRoman"/>
+      <w:lvlText w:val="%3."/>
+      <w:lvlJc w:val="right"/>
+      <w:pPr>
+        <w:ind w:left="1320" w:hanging="440"/>
+      </w:pPr>
+    </w:lvl>
+    <w:lvl w:ilvl="3" w:tplc="0409000F" w:tentative="1">
+      <w:start w:val="1"/>
+      <w:numFmt w:val="decimal"/>
+      <w:lvlText w:val="%4."/>
+      <w:lvlJc w:val="left"/>
+      <w:pPr>
+        <w:ind w:left="1760" w:hanging="440"/>
+      </w:pPr>
+    </w:lvl>
+    <w:lvl w:ilvl="4" w:tplc="04090019" w:tentative="1">
+      <w:start w:val="1"/>
+      <w:numFmt w:val="lowerLetter"/>
+      <w:lvlText w:val="%5)"/>
+      <w:lvlJc w:val="left"/>
+      <w:pPr>
+        <w:ind w:left="2200" w:hanging="440"/>
+      </w:pPr>
+    </w:lvl>
+    <w:lvl w:ilvl="5" w:tplc="0409001B" w:tentative="1">
+      <w:start w:val="1"/>
+      <w:numFmt w:val="lowerRoman"/>
+      <w:lvlText w:val="%6."/>
+      <w:lvlJc w:val="right"/>
+      <w:pPr>
+        <w:ind w:left="2640" w:hanging="440"/>
+      </w:pPr>
+    </w:lvl>
+    <w:lvl w:ilvl="6" w:tplc="0409000F" w:tentative="1">
+      <w:start w:val="1"/>
+      <w:numFmt w:val="decimal"/>
+      <w:lvlText w:val="%7."/>
+      <w:lvlJc w:val="left"/>
+      <w:pPr>
+        <w:ind w:left="3080" w:hanging="440"/>
+      </w:pPr>
+    </w:lvl>
+    <w:lvl w:ilvl="7" w:tplc="04090019" w:tentative="1">
+      <w:start w:val="1"/>
+      <w:numFmt w:val="lowerLetter"/>
+      <w:lvlText w:val="%8)"/>
+      <w:lvlJc w:val="left"/>
+      <w:pPr>
+        <w:ind w:left="3520" w:hanging="440"/>
+      </w:pPr>
+    </w:lvl>
+    <w:lvl w:ilvl="8" w:tplc="0409001B" w:tentative="1">
+      <w:start w:val="1"/>
+      <w:numFmt w:val="lowerRoman"/>
+      <w:lvlText w:val="%9."/>
+      <w:lvlJc w:val="right"/>
+      <w:pPr>
+        <w:ind w:left="3960" w:hanging="440"/>
+      </w:pPr>
+    </w:lvl>
+  </w:abstractNum>
+  <w:num w:numId="1" w16cid:durableId="1690446056">
+    <w:abstractNumId w:val="0"/>
+  </w:num>
+</w:numbering>
 </file>
 
 <file path=word/styles.xml><?xml version="1.0" encoding="utf-8"?>
